--- a/MANUAL_TECNICO_AURORA.docx
+++ b/MANUAL_TECNICO_AURORA.docx
@@ -345,6 +345,15 @@
       </w:r>
     </w:p>
     <w:p>
+      <w:r>
+        <w:rPr>
+          <w:b/>
+          <w:color w:val="073763"/>
+        </w:rPr>
+        <w:t>Estado documental: vigente al 20 de agosto de 2026. Versión 1.3.</w:t>
+      </w:r>
+    </w:p>
+    <w:p>
       <w:pPr>
         <w:pStyle w:val="Heading1"/>
         <w:spacing w:before="0" w:after="60"/>
@@ -793,6 +802,58 @@
                 <w:color w:val="1F2937"/>
                 <w:sz w:val="14"/>
               </w:rPr>
+              <w:t>Pendiente aprobación institucional</w:t>
+            </w:r>
+          </w:p>
+        </w:tc>
+      </w:tr>
+      <w:tr>
+        <w:tc>
+          <w:tcPr>
+            <w:tcW w:type="dxa" w:w="907"/>
+          </w:tcPr>
+          <w:p>
+            <w:r>
+              <w:t>1.3</w:t>
+            </w:r>
+          </w:p>
+        </w:tc>
+        <w:tc>
+          <w:tcPr>
+            <w:tcW w:type="dxa" w:w="1359"/>
+          </w:tcPr>
+          <w:p>
+            <w:r>
+              <w:t>2026-08-20</w:t>
+            </w:r>
+          </w:p>
+        </w:tc>
+        <w:tc>
+          <w:tcPr>
+            <w:tcW w:type="dxa" w:w="2268"/>
+          </w:tcPr>
+          <w:p>
+            <w:r>
+              <w:t>Dirección Nacional de Defensoría Pública (DNDP) - Grupo de Transformación Digital</w:t>
+            </w:r>
+          </w:p>
+        </w:tc>
+        <w:tc>
+          <w:tcPr>
+            <w:tcW w:type="dxa" w:w="3970"/>
+          </w:tcPr>
+          <w:p>
+            <w:r>
+              <w:t>Actualización integral de módulos, API, autenticación, despliegue, datos, reportes y pruebas vigentes.</w:t>
+            </w:r>
+          </w:p>
+        </w:tc>
+        <w:tc>
+          <w:tcPr>
+            <w:tcW w:type="dxa" w:w="1077"/>
+          </w:tcPr>
+          <w:p>
+            <w:r>
               <w:t>Pendiente aprobación institucional</w:t>
             </w:r>
           </w:p>
@@ -23108,6 +23169,365 @@
       </w:pPr>
       <w:r>
         <w:rPr/>
+      </w:r>
+    </w:p>
+    <w:p>
+      <w:r>
+        <w:br w:type="page"/>
+      </w:r>
+    </w:p>
+    <w:p>
+      <w:pPr>
+        <w:pStyle w:val="Heading1"/>
+      </w:pPr>
+      <w:r>
+        <w:rPr>
+          <w:color w:val="073763"/>
+        </w:rPr>
+        <w:t>Actualización técnica y funcional al 20 de agosto de 2026</w:t>
+      </w:r>
+    </w:p>
+    <w:p>
+      <w:r>
+        <w:t>Este capítulo conserva como antecedente todo el contenido anterior y establece la interpretación vigente cuando exista una diferencia con secciones históricas. El corte corresponde a la rama master en e4ee2f7.</w:t>
+      </w:r>
+    </w:p>
+    <w:p>
+      <w:pPr>
+        <w:pStyle w:val="Heading2"/>
+      </w:pPr>
+      <w:r>
+        <w:rPr>
+          <w:color w:val="073763"/>
+        </w:rPr>
+        <w:t>Delta técnico posterior a junio</w:t>
+      </w:r>
+    </w:p>
+    <w:p>
+      <w:pPr>
+        <w:spacing w:after="100"/>
+      </w:pPr>
+      <w:r>
+        <w:t>La arquitectura continúa en un solo contenedor, pero el backend amplió sus capas de dominio, servicios y repositorios. Se añadieron usuarios autorizados, LDAP, rol PAG, reportes, homologación, limpieza controlada y nuevos contratos de pruebas.</w:t>
+      </w:r>
+    </w:p>
+    <w:p>
+      <w:pPr>
+        <w:spacing w:after="100"/>
+      </w:pPr>
+      <w:r>
+        <w:t>El frontend añadió ReporteAtencionesDefensores, AdminUsuarios, PagUsuariosAdmin, DataTreatmentNotice, catálogos auxiliares y utilidades de PDF, asignación, estado y validación.</w:t>
+      </w:r>
+    </w:p>
+    <w:p>
+      <w:pPr>
+        <w:pStyle w:val="Heading2"/>
+      </w:pPr>
+      <w:r>
+        <w:rPr>
+          <w:color w:val="073763"/>
+        </w:rPr>
+        <w:t>API incorporada o ampliada</w:t>
+      </w:r>
+    </w:p>
+    <w:p>
+      <w:pPr>
+        <w:pStyle w:val="ListBullet"/>
+        <w:spacing w:after="100"/>
+      </w:pPr>
+      <w:r>
+        <w:t>GET /api/reportes/atenciones-defensores/opciones y GET /api/reportes/atenciones-defensores.</w:t>
+      </w:r>
+    </w:p>
+    <w:p>
+      <w:pPr>
+        <w:pStyle w:val="ListBullet"/>
+        <w:spacing w:after="100"/>
+      </w:pPr>
+      <w:r>
+        <w:t>GET, POST, PATCH y DELETE bajo /api/admin/users, además de previsualización e importación CSV.</w:t>
+      </w:r>
+    </w:p>
+    <w:p>
+      <w:pPr>
+        <w:pStyle w:val="ListBullet"/>
+        <w:spacing w:after="100"/>
+      </w:pPr>
+      <w:r>
+        <w:t>POST /api/ppl/desasignar-defensor y auditoría de homologación para operaciones PAG autorizadas.</w:t>
+      </w:r>
+    </w:p>
+    <w:p>
+      <w:pPr>
+        <w:pStyle w:val="ListBullet"/>
+        <w:spacing w:after="100"/>
+      </w:pPr>
+      <w:r>
+        <w:t>Operaciones de previsualización y limpieza acotada de actuaciones dentro de /api/admin/cargas.</w:t>
+      </w:r>
+    </w:p>
+    <w:p>
+      <w:pPr>
+        <w:pStyle w:val="Heading2"/>
+      </w:pPr>
+      <w:r>
+        <w:rPr>
+          <w:color w:val="073763"/>
+        </w:rPr>
+        <w:t>Configuración y despliegue vigente</w:t>
+      </w:r>
+    </w:p>
+    <w:p>
+      <w:pPr>
+        <w:pStyle w:val="ListBullet"/>
+        <w:spacing w:after="100"/>
+      </w:pPr>
+      <w:r>
+        <w:t>HOST_PORT=443 es el único puerto público para usuarios. PORT=7860 es exclusivamente interno al contenedor, no aparece en la URL institucional y no debe exponerse directamente. ENABLE_STARTUP_WARMUP está activo por defecto.</w:t>
+      </w:r>
+    </w:p>
+    <w:p>
+      <w:pPr>
+        <w:pStyle w:val="ListBullet"/>
+        <w:spacing w:after="100"/>
+      </w:pPr>
+      <w:r>
+        <w:t>El despliegue incorpora volúmenes para usuarios y cargas, entrypoint con reducción de privilegios, tutoriales verificados y healthcheck sensible a HTTP/HTTPS.</w:t>
+      </w:r>
+    </w:p>
+    <w:p>
+      <w:pPr>
+        <w:pStyle w:val="ListBullet"/>
+        <w:spacing w:after="100"/>
+      </w:pPr>
+      <w:r>
+        <w:t>Las nuevas familias de variables son AUTH_USER_*, LDAP_*, AURORA_VIDEOS_DIR, AURORA_CARGAS_TMP_DIR y controles de retención/reparación de cargas.</w:t>
+      </w:r>
+    </w:p>
+    <w:p>
+      <w:pPr>
+        <w:pStyle w:val="Heading2"/>
+      </w:pPr>
+      <w:r>
+        <w:rPr>
+          <w:color w:val="073763"/>
+        </w:rPr>
+        <w:t>Datos y reglas vigentes</w:t>
+      </w:r>
+    </w:p>
+    <w:p>
+      <w:pPr>
+        <w:pStyle w:val="ListBullet"/>
+        <w:spacing w:after="100"/>
+      </w:pPr>
+      <w:r>
+        <w:t>Los listados y filtros usan catálogos homologados, paginación acotada, caché temporal y normalización de codificación heredada.</w:t>
+      </w:r>
+    </w:p>
+    <w:p>
+      <w:pPr>
+        <w:pStyle w:val="ListBullet"/>
+        <w:spacing w:after="100"/>
+      </w:pPr>
+      <w:r>
+        <w:t>Asignar, reasignar y desasignar conserva reglas de vigencia e historial. Fuente y fecha de corte de SITUACION_CARCELARIA se muestran para sindicados y condenados cuando están disponibles.</w:t>
+      </w:r>
+    </w:p>
+    <w:p>
+      <w:pPr>
+        <w:pStyle w:val="ListBullet"/>
+        <w:spacing w:after="100"/>
+      </w:pPr>
+      <w:r>
+        <w:t>Los reportes consultan Oracle mediante repositorio y servicio dedicados y se convierten a PDF en frontend con jsPDF.</w:t>
+      </w:r>
+    </w:p>
+    <w:p>
+      <w:pPr>
+        <w:pStyle w:val="Heading2"/>
+      </w:pPr>
+      <w:r>
+        <w:rPr>
+          <w:color w:val="073763"/>
+        </w:rPr>
+        <w:t>Validación automatizada del corte</w:t>
+      </w:r>
+    </w:p>
+    <w:p>
+      <w:pPr>
+        <w:spacing w:after="100"/>
+      </w:pPr>
+      <w:r>
+        <w:t>El 20 de agosto de 2026 se ejecutó npm run qa:smoke con resultado satisfactorio: lint, 145 pruebas frontend en 12 archivos, build de producción y 14 suites backend.</w:t>
+      </w:r>
+    </w:p>
+    <w:p>
+      <w:pPr>
+        <w:spacing w:after="100"/>
+      </w:pPr>
+      <w:r>
+        <w:t>El build emitió una advertencia no bloqueante por un chunk JavaScript superior a 500 kB. Las pruebas de integración con Oracle, escritura controlada y validación funcional manual requieren ambiente autorizado y no se consideran ejecutadas por este resultado.</w:t>
+      </w:r>
+    </w:p>
+    <w:p>
+      <w:pPr>
+        <w:pStyle w:val="Heading2"/>
+      </w:pPr>
+      <w:r>
+        <w:rPr>
+          <w:color w:val="073763"/>
+        </w:rPr>
+        <w:t>Diagramas vigentes</w:t>
+      </w:r>
+    </w:p>
+    <w:p>
+      <w:pPr>
+        <w:jc w:val="center"/>
+      </w:pPr>
+      <w:r>
+        <w:drawing>
+          <wp:inline xmlns:a="http://schemas.openxmlformats.org/drawingml/2006/main">
+            <wp:extent cx="6217920" cy="3454400"/>
+            <wp:docPr id="4" name="Picture 4"/>
+            <wp:cNvGraphicFramePr>
+              <a:graphicFrameLocks noChangeAspect="1"/>
+            </wp:cNvGraphicFramePr>
+            <a:graphic>
+              <a:graphicData uri="http://schemas.openxmlformats.org/drawingml/2006/picture">
+                <pic:pic>
+                  <pic:nvPicPr>
+                    <pic:cNvPr id="0" name="02_componentes_aurora.png"/>
+                    <pic:cNvPicPr/>
+                  </pic:nvPicPr>
+                  <pic:blipFill>
+                    <a:blip r:embed="rId16"/>
+                    <a:stretch>
+                      <a:fillRect/>
+                    </a:stretch>
+                  </pic:blipFill>
+                  <pic:spPr>
+                    <a:xfrm>
+                      <a:off x="0" y="0"/>
+                      <a:ext cx="6217920" cy="3454400"/>
+                    </a:xfrm>
+                    <a:prstGeom prst="rect"/>
+                  </pic:spPr>
+                </pic:pic>
+              </a:graphicData>
+            </a:graphic>
+          </wp:inline>
+        </w:drawing>
+      </w:r>
+    </w:p>
+    <w:p>
+      <w:pPr>
+        <w:jc w:val="center"/>
+      </w:pPr>
+      <w:r>
+        <w:rPr>
+          <w:i/>
+        </w:rPr>
+        <w:t>Figura actualizada al 20 de agosto de 2026: 02 componentes aurora.</w:t>
+      </w:r>
+    </w:p>
+    <w:p>
+      <w:pPr>
+        <w:jc w:val="center"/>
+      </w:pPr>
+      <w:r>
+        <w:drawing>
+          <wp:inline xmlns:a="http://schemas.openxmlformats.org/drawingml/2006/main">
+            <wp:extent cx="6217920" cy="3454400"/>
+            <wp:docPr id="5" name="Picture 5"/>
+            <wp:cNvGraphicFramePr>
+              <a:graphicFrameLocks noChangeAspect="1"/>
+            </wp:cNvGraphicFramePr>
+            <a:graphic>
+              <a:graphicData uri="http://schemas.openxmlformats.org/drawingml/2006/picture">
+                <pic:pic>
+                  <pic:nvPicPr>
+                    <pic:cNvPr id="0" name="03_despliegue_aurora.png"/>
+                    <pic:cNvPicPr/>
+                  </pic:nvPicPr>
+                  <pic:blipFill>
+                    <a:blip r:embed="rId17"/>
+                    <a:stretch>
+                      <a:fillRect/>
+                    </a:stretch>
+                  </pic:blipFill>
+                  <pic:spPr>
+                    <a:xfrm>
+                      <a:off x="0" y="0"/>
+                      <a:ext cx="6217920" cy="3454400"/>
+                    </a:xfrm>
+                    <a:prstGeom prst="rect"/>
+                  </pic:spPr>
+                </pic:pic>
+              </a:graphicData>
+            </a:graphic>
+          </wp:inline>
+        </w:drawing>
+      </w:r>
+    </w:p>
+    <w:p>
+      <w:pPr>
+        <w:jc w:val="center"/>
+      </w:pPr>
+      <w:r>
+        <w:rPr>
+          <w:i/>
+        </w:rPr>
+        <w:t>Figura actualizada al 20 de agosto de 2026: 03 despliegue aurora.</w:t>
+      </w:r>
+    </w:p>
+    <w:p>
+      <w:pPr>
+        <w:jc w:val="center"/>
+      </w:pPr>
+      <w:r>
+        <w:drawing>
+          <wp:inline xmlns:a="http://schemas.openxmlformats.org/drawingml/2006/main">
+            <wp:extent cx="6217920" cy="3454400"/>
+            <wp:docPr id="6" name="Picture 6"/>
+            <wp:cNvGraphicFramePr>
+              <a:graphicFrameLocks noChangeAspect="1"/>
+            </wp:cNvGraphicFramePr>
+            <a:graphic>
+              <a:graphicData uri="http://schemas.openxmlformats.org/drawingml/2006/picture">
+                <pic:pic>
+                  <pic:nvPicPr>
+                    <pic:cNvPr id="0" name="04_autenticacion_roles_aurora.png"/>
+                    <pic:cNvPicPr/>
+                  </pic:nvPicPr>
+                  <pic:blipFill>
+                    <a:blip r:embed="rId18"/>
+                    <a:stretch>
+                      <a:fillRect/>
+                    </a:stretch>
+                  </pic:blipFill>
+                  <pic:spPr>
+                    <a:xfrm>
+                      <a:off x="0" y="0"/>
+                      <a:ext cx="6217920" cy="3454400"/>
+                    </a:xfrm>
+                    <a:prstGeom prst="rect"/>
+                  </pic:spPr>
+                </pic:pic>
+              </a:graphicData>
+            </a:graphic>
+          </wp:inline>
+        </w:drawing>
+      </w:r>
+    </w:p>
+    <w:p>
+      <w:pPr>
+        <w:jc w:val="center"/>
+      </w:pPr>
+      <w:r>
+        <w:rPr>
+          <w:i/>
+        </w:rPr>
+        <w:t>Figura actualizada al 20 de agosto de 2026: 04 autenticacion roles aurora.</w:t>
       </w:r>
     </w:p>
     <w:sectPr>
